--- a/templates/4.docx
+++ b/templates/4.docx
@@ -706,7 +706,7 @@
           <w:rtl w:val="0"/>
           <w:lang w:val="it-IT"/>
         </w:rPr>
-        <w:t xml:space="preserve"> in data {transportDate} alle ore {transportTime} come autorizzazione al trasporto n° __________________ del Comune di _____________________ in data {transportPermitDate}, tramite l’impresa di Rossi Mario con l’autofunebre targata {ownerVehiclePlate}, condotta da {ownerDriverName};</w:t>
+        <w:t xml:space="preserve"> in data {transportDate} alle ore {transportTime} come autorizzazione al trasporto n° __________________ del Comune di _____________________ in data {transportPermitDate}, tramite l’impresa di {ownerCompanyName} con l’autofunebre targata {ownerVehiclePlate}, condotta da {ownerDriverName};</w:t>
       </w:r>
     </w:p>
     <w:p>
